--- a/Samiul_Alam_Sumel_Freelance_CV.docx
+++ b/Samiul_Alam_Sumel_Freelance_CV.docx
@@ -792,6 +792,97 @@
     </w:p>
     <w:p>
       <w:pPr>
+        <w:spacing w:before="80" w:after="20"/>
+      </w:pPr>
+      <w:r>
+        <w:rPr>
+          <w:b/>
+          <w:color w:val="1E3A5F"/>
+          <w:sz w:val="20"/>
+        </w:rPr>
+        <w:t>SalahSync</w:t>
+      </w:r>
+      <w:r>
+        <w:rPr>
+          <w:color w:val="5A5A5A"/>
+          <w:sz w:val="17"/>
+        </w:rPr>
+        <w:t xml:space="preserve">   —   </w:t>
+      </w:r>
+      <w:hyperlink r:id="rId21">
+        <w:r>
+          <w:rPr>
+            <w:rFonts w:ascii="Calibri" w:hAnsi="Calibri"/>
+            <w:u w:val="single"/>
+            <w:color w:val="B8862A"/>
+            <w:sz w:val="17.6"/>
+          </w:rPr>
+          <w:t>Live</w:t>
+        </w:r>
+      </w:hyperlink>
+      <w:r>
+        <w:rPr>
+          <w:color w:val="5A5A5A"/>
+          <w:sz w:val="17"/>
+        </w:rPr>
+        <w:t xml:space="preserve">  |  </w:t>
+      </w:r>
+      <w:hyperlink r:id="rId22">
+        <w:r>
+          <w:rPr>
+            <w:rFonts w:ascii="Calibri" w:hAnsi="Calibri"/>
+            <w:u w:val="single"/>
+            <w:color w:val="B8862A"/>
+            <w:sz w:val="17.6"/>
+          </w:rPr>
+          <w:t>GitHub</w:t>
+        </w:r>
+      </w:hyperlink>
+    </w:p>
+    <w:p>
+      <w:pPr>
+        <w:spacing w:after="20" w:line="252" w:lineRule="auto"/>
+        <w:jc w:val="both"/>
+      </w:pPr>
+      <w:r>
+        <w:rPr>
+          <w:i/>
+          <w:color w:val="5A5A5A"/>
+          <w:sz w:val="18"/>
+        </w:rPr>
+        <w:t>Problem: A static printed daily-routine sheet couldn't adapt when Fajr time or office hours shifted, and couldn't track whether a prayer was actually made in jamaah, alone, or missed.</w:t>
+      </w:r>
+    </w:p>
+    <w:p>
+      <w:pPr>
+        <w:spacing w:after="20" w:line="252" w:lineRule="auto"/>
+        <w:jc w:val="both"/>
+      </w:pPr>
+      <w:r>
+        <w:rPr>
+          <w:i w:val="0"/>
+          <w:color w:val="2A2A2A"/>
+          <w:sz w:val="18"/>
+        </w:rPr>
+        <w:t>Offline-first installable PWA: set Fajr time/location and office hours once, and the full day's schedule (Tahajjud through sleep) recalculates itself, with a prayer/amal tracker, streaks, and offline solar prayer-time calculation — no API dependency. Personal daily-use tool, bilingual Bangla/English UI.</w:t>
+      </w:r>
+    </w:p>
+    <w:p>
+      <w:pPr>
+        <w:spacing w:after="60" w:line="252" w:lineRule="auto"/>
+        <w:jc w:val="both"/>
+      </w:pPr>
+      <w:r>
+        <w:rPr>
+          <w:i/>
+          <w:color w:val="5A5A5A"/>
+          <w:sz w:val="17"/>
+        </w:rPr>
+        <w:t>Tech: PWA, Offline-First, Vanilla JS, i18n</w:t>
+      </w:r>
+    </w:p>
+    <w:p>
+      <w:pPr>
         <w:spacing w:before="140" w:after="60"/>
         <w:pBdr>
           <w:bottom w:val="single" w:sz="6" w:space="2" w:color="B8862A"/>

--- a/Samiul_Alam_Sumel_Freelance_CV.docx
+++ b/Samiul_Alam_Sumel_Freelance_CV.docx
@@ -883,6 +883,97 @@
     </w:p>
     <w:p>
       <w:pPr>
+        <w:spacing w:before="80" w:after="20"/>
+      </w:pPr>
+      <w:r>
+        <w:rPr>
+          <w:b/>
+          <w:color w:val="1E3A5F"/>
+          <w:sz w:val="20"/>
+        </w:rPr>
+        <w:t>World Kitchen Atlas</w:t>
+      </w:r>
+      <w:r>
+        <w:rPr>
+          <w:color w:val="5A5A5A"/>
+          <w:sz w:val="17"/>
+        </w:rPr>
+        <w:t xml:space="preserve">   —   </w:t>
+      </w:r>
+      <w:hyperlink r:id="rId23">
+        <w:r>
+          <w:rPr>
+            <w:rFonts w:ascii="Calibri" w:hAnsi="Calibri"/>
+            <w:u w:val="single"/>
+            <w:color w:val="B8862A"/>
+            <w:sz w:val="17.6"/>
+          </w:rPr>
+          <w:t>Live</w:t>
+        </w:r>
+      </w:hyperlink>
+      <w:r>
+        <w:rPr>
+          <w:color w:val="5A5A5A"/>
+          <w:sz w:val="17"/>
+        </w:rPr>
+        <w:t xml:space="preserve">  |  </w:t>
+      </w:r>
+      <w:hyperlink r:id="rId24">
+        <w:r>
+          <w:rPr>
+            <w:rFonts w:ascii="Calibri" w:hAnsi="Calibri"/>
+            <w:u w:val="single"/>
+            <w:color w:val="B8862A"/>
+            <w:sz w:val="17.6"/>
+          </w:rPr>
+          <w:t>GitHub</w:t>
+        </w:r>
+      </w:hyperlink>
+    </w:p>
+    <w:p>
+      <w:pPr>
+        <w:spacing w:after="20" w:line="252" w:lineRule="auto"/>
+        <w:jc w:val="both"/>
+      </w:pPr>
+      <w:r>
+        <w:rPr>
+          <w:i/>
+          <w:color w:val="5A5A5A"/>
+          <w:sz w:val="18"/>
+        </w:rPr>
+        <w:t>Problem: Most recipe content online skips real culinary history, and asserts uncertain food history as settled fact rather than acknowledging what isn't actually confirmed.</w:t>
+      </w:r>
+    </w:p>
+    <w:p>
+      <w:pPr>
+        <w:spacing w:after="20" w:line="252" w:lineRule="auto"/>
+        <w:jc w:val="both"/>
+      </w:pPr>
+      <w:r>
+        <w:rPr>
+          <w:i w:val="0"/>
+          <w:color w:val="2A2A2A"/>
+          <w:sz w:val="18"/>
+        </w:rPr>
+        <w:t>Next.js static-export culinary encyclopedia on Cloudflare Pages: continent -&gt; country -&gt; dish browsing, client-side search, and a per-dish confidence rating instead of presenting every entry as equally certain. Cloudflare Worker proxies a private GitHub data repo, admin CRUD, and a Durable-Object-backed visit counter. Asia live (7 countries, 280 dishes); other continents planned.</w:t>
+      </w:r>
+    </w:p>
+    <w:p>
+      <w:pPr>
+        <w:spacing w:after="60" w:line="252" w:lineRule="auto"/>
+        <w:jc w:val="both"/>
+      </w:pPr>
+      <w:r>
+        <w:rPr>
+          <w:i/>
+          <w:color w:val="5A5A5A"/>
+          <w:sz w:val="17"/>
+        </w:rPr>
+        <w:t>Tech: Next.js, TypeScript, Cloudflare Worker, Static Export</w:t>
+      </w:r>
+    </w:p>
+    <w:p>
+      <w:pPr>
         <w:spacing w:before="140" w:after="60"/>
         <w:pBdr>
           <w:bottom w:val="single" w:sz="6" w:space="2" w:color="B8862A"/>

--- a/Samiul_Alam_Sumel_Freelance_CV.docx
+++ b/Samiul_Alam_Sumel_Freelance_CV.docx
@@ -27,7 +27,7 @@
           <w:color w:val="B8862A"/>
           <w:sz w:val="23"/>
         </w:rPr>
-        <w:t>AI Product Engineer — Port &amp; Logistics Domain — Freelance &amp; Remote</w:t>
+        <w:t>Product Engineer for Real-World Operations — Freelance &amp; Remote</w:t>
       </w:r>
     </w:p>
     <w:p>
@@ -155,7 +155,7 @@
           <w:color w:val="2A2A2A"/>
           <w:sz w:val="18"/>
         </w:rPr>
-        <w:t>Describe the workflow and where it breaks down — I ask questions until the requirement is clear and written down, using 12+ years of port operations experience to judge what actually fits, then design, build, and deploy the solution: frontend independently, backend/data work with AI-assisted development (Claude Code). For a company or industry, the goal is usually the same: find the manual step in a process that already runs — a paper form, a shared spreadsheet, a hand calculation — and replace it with a deployed tool the whole team can use. Every build gets manually tested against the real business rules and explained back before I call it done. An AI Product Engineer (React/Next.js, Node.js/Express, MongoDB) who worked through a large part of an intensive full-stack curriculum, backed by 3 live web apps built for real daily use, not demos, and publicly verifiable on GitHub. Available for freelance and contract work worldwide, no time zone constraints.</w:t>
+        <w:t>Describe the workflow and where it breaks down — I ask questions until the requirement is clear and written down, using 12+ years of port operations experience to judge what actually fits, then design, build, and deploy the solution: frontend independently, backend/data work with AI-assisted development (Claude Code). For a company or industry, the goal is usually the same: find the manual step in a process that already runs — a paper form, a shared spreadsheet, a hand calculation — and replace it with a deployed tool the whole team can use. Every build gets manually tested against the real business rules and explained back before I call it done. A Product Engineer for Real-World Operations (React/Next.js, Node.js/Express, MongoDB) who worked through a large part of an intensive full-stack curriculum, backed by 3 live web apps built for real daily use, not demos, and publicly verifiable on GitHub. Available for freelance and contract work worldwide, no time zone constraints.</w:t>
       </w:r>
     </w:p>
     <w:p>

--- a/Samiul_Alam_Sumel_Freelance_CV.docx
+++ b/Samiul_Alam_Sumel_Freelance_CV.docx
@@ -332,6 +332,46 @@
           <w:sz w:val="18"/>
         </w:rPr>
         <w:t>✓ portbill, otbill, and carview each replaced a specific manual step and are still in daily use.</w:t>
+      </w:r>
+    </w:p>
+    <w:p>
+      <w:pPr>
+        <w:spacing w:before="120" w:after="20"/>
+      </w:pPr>
+      <w:r>
+        <w:rPr>
+          <w:b/>
+          <w:color w:val="1E3A5F"/>
+          <w:sz w:val="20"/>
+        </w:rPr>
+        <w:t>Website Design &amp; Build (AI-Assisted)</w:t>
+      </w:r>
+    </w:p>
+    <w:p>
+      <w:pPr>
+        <w:spacing w:after="20" w:line="252" w:lineRule="auto"/>
+        <w:jc w:val="both"/>
+      </w:pPr>
+      <w:r>
+        <w:rPr>
+          <w:i w:val="0"/>
+          <w:color w:val="2A2A2A"/>
+          <w:sz w:val="19"/>
+        </w:rPr>
+        <w:t>Marketing sites, portfolios, and small business websites — designed, built, and deployed using the same AI-assisted workflow behind every project here: a written requirement first, then a build tested end to end and explainable line by line.</w:t>
+      </w:r>
+    </w:p>
+    <w:p>
+      <w:pPr>
+        <w:spacing w:after="60" w:line="252" w:lineRule="auto"/>
+      </w:pPr>
+      <w:r>
+        <w:rPr>
+          <w:i/>
+          <w:color w:val="B8862A"/>
+          <w:sz w:val="18"/>
+        </w:rPr>
+        <w:t>✓ This CV's own portfolio site is the proof — built, tested, and shipped with AI-assisted development, deployed on Cloudflare Pages.</w:t>
       </w:r>
     </w:p>
     <w:p>
